--- a/Backend/Director_Disclosure/Output_Disclosures/2024-25/ADANI_RENEWABLE_ENERGY_PARK_RAJASTHAN_LIMITED/DIR-8/DIR8_Sushama_Oza_07145540.docx
+++ b/Backend/Director_Disclosure/Output_Disclosures/2024-25/ADANI_RENEWABLE_ENERGY_PARK_RAJASTHAN_LIMITED/DIR-8/DIR8_Sushama_Oza_07145540.docx
@@ -189,7 +189,7 @@
           <w:b w:val="0"/>
           <w:sz w:val="23"/>
         </w:rPr>
-        <w:t>I, SUSHAMA OZA, son/daughter of Mr. {{FATHER_NAME}}, resident of G-2, Chitrakut Appartments, 36 Suvarnapuri Society, Off. Jetalpur Road, Vadodara - 390 007, Gujarat, India, India hereby give notice that I am/was a Director in the following companies during the last three years:-</w:t>
+        <w:t>I, SUSHAMA OZA, son/daughter of Mr. Mr. Vishnuram Jatashankar Trivedi, resident of G-2, Chitrakut Appartments, 36 Suvarnapuri Society, Off. Jetalpur Road, Vadodara - 390 007, Gujarat, India, India hereby give notice that I am/was a Director in the following companies during the last three years:-</w:t>
       </w:r>
     </w:p>
     <w:p>
@@ -760,7 +760,7 @@
                 <w:b w:val="0"/>
                 <w:sz w:val="23"/>
               </w:rPr>
-              <w:t>UDUPI POWER CORPORATION LIMITED</w:t>
+              <w:t>ADANI RENEWABLE ENERGY PARK RAJASTHAN LIMITED</w:t>
             </w:r>
           </w:p>
         </w:tc>
@@ -779,7 +779,7 @@
                 <w:b w:val="0"/>
                 <w:sz w:val="23"/>
               </w:rPr>
-              <w:t>09/10/2017</w:t>
+              <w:t>08/05/2017</w:t>
             </w:r>
           </w:p>
         </w:tc>
@@ -830,7 +830,7 @@
                 <w:b w:val="0"/>
                 <w:sz w:val="23"/>
               </w:rPr>
-              <w:t>ADANI RENEWABLE ENERGY PARK RAJASTHAN LIMITED</w:t>
+              <w:t>PARAMPUJYA SOLAR ENERGY LIMITED</w:t>
             </w:r>
           </w:p>
         </w:tc>
@@ -849,7 +849,7 @@
                 <w:b w:val="0"/>
                 <w:sz w:val="23"/>
               </w:rPr>
-              <w:t>08/05/2017</w:t>
+              <w:t>20/08/2016</w:t>
             </w:r>
           </w:p>
         </w:tc>
@@ -970,7 +970,7 @@
                 <w:b w:val="0"/>
                 <w:sz w:val="23"/>
               </w:rPr>
-              <w:t>PARAMPUJYA SOLAR ENERGY LIMITED</w:t>
+              <w:t>SATYA SAI AGROILS PRIVATE LIMITED</w:t>
             </w:r>
           </w:p>
         </w:tc>
@@ -989,7 +989,7 @@
                 <w:b w:val="0"/>
                 <w:sz w:val="23"/>
               </w:rPr>
-              <w:t>20/08/2016</w:t>
+              <w:t>31/03/2015</w:t>
             </w:r>
           </w:p>
         </w:tc>
@@ -1040,7 +1040,7 @@
                 <w:b w:val="0"/>
                 <w:sz w:val="23"/>
               </w:rPr>
-              <w:t>ADANI POWER (MUNDRA) LIMITED</w:t>
+              <w:t>ADANI POWER MAHARASHTRA LIMITED</w:t>
             </w:r>
           </w:p>
         </w:tc>
@@ -1059,7 +1059,7 @@
                 <w:b w:val="0"/>
                 <w:sz w:val="23"/>
               </w:rPr>
-              <w:t>19/08/2016</w:t>
+              <w:t>31/03/2015</w:t>
             </w:r>
           </w:p>
         </w:tc>
@@ -1110,7 +1110,7 @@
                 <w:b w:val="0"/>
                 <w:sz w:val="23"/>
               </w:rPr>
-              <w:t>ADANI POWER RAJASTHAN LIMITED</w:t>
+              <w:t>KRISHNAPATNAM OILS &amp; FATS PRIVATE LIMITED</w:t>
             </w:r>
           </w:p>
         </w:tc>
@@ -1180,7 +1180,7 @@
                 <w:b w:val="0"/>
                 <w:sz w:val="23"/>
               </w:rPr>
-              <w:t>ADANI POWER MAHARASHTRA LIMITED</w:t>
+              <w:t>ADANI POWER RAJASTHAN LIMITED</w:t>
             </w:r>
           </w:p>
         </w:tc>
@@ -1315,7 +1315,7 @@
           <w:b w:val="0"/>
           <w:sz w:val="23"/>
         </w:rPr>
-        <w:t xml:space="preserve">Date: 07th May, 2026</w:t>
+        <w:t xml:space="preserve">Date: 15th May, 2026</w:t>
         <w:tab/>
       </w:r>
     </w:p>

--- a/Backend/Director_Disclosure/Output_Disclosures/2024-25/ADANI_RENEWABLE_ENERGY_PARK_RAJASTHAN_LIMITED/DIR-8/DIR8_Sushama_Oza_07145540.docx
+++ b/Backend/Director_Disclosure/Output_Disclosures/2024-25/ADANI_RENEWABLE_ENERGY_PARK_RAJASTHAN_LIMITED/DIR-8/DIR8_Sushama_Oza_07145540.docx
@@ -970,7 +970,7 @@
                 <w:b w:val="0"/>
                 <w:sz w:val="23"/>
               </w:rPr>
-              <w:t>SATYA SAI AGROILS PRIVATE LIMITED</w:t>
+              <w:t>ADANI POWER RAJASTHAN LIMITED</w:t>
             </w:r>
           </w:p>
         </w:tc>
@@ -1040,7 +1040,7 @@
                 <w:b w:val="0"/>
                 <w:sz w:val="23"/>
               </w:rPr>
-              <w:t>ADANI POWER MAHARASHTRA LIMITED</w:t>
+              <w:t>SATYA SAI AGROILS PRIVATE LIMITED</w:t>
             </w:r>
           </w:p>
         </w:tc>
@@ -1110,7 +1110,7 @@
                 <w:b w:val="0"/>
                 <w:sz w:val="23"/>
               </w:rPr>
-              <w:t>KRISHNAPATNAM OILS &amp; FATS PRIVATE LIMITED</w:t>
+              <w:t>ADANI POWER MAHARASHTRA LIMITED</w:t>
             </w:r>
           </w:p>
         </w:tc>
@@ -1180,7 +1180,7 @@
                 <w:b w:val="0"/>
                 <w:sz w:val="23"/>
               </w:rPr>
-              <w:t>ADANI POWER RAJASTHAN LIMITED</w:t>
+              <w:t>KRISHNAPATNAM OILS &amp; FATS PRIVATE LIMITED</w:t>
             </w:r>
           </w:p>
         </w:tc>
@@ -1315,7 +1315,7 @@
           <w:b w:val="0"/>
           <w:sz w:val="23"/>
         </w:rPr>
-        <w:t xml:space="preserve">Date: 15th May, 2026</w:t>
+        <w:t xml:space="preserve">Date: 27th May, 2026</w:t>
         <w:tab/>
       </w:r>
     </w:p>

--- a/Backend/Director_Disclosure/Output_Disclosures/2024-25/ADANI_RENEWABLE_ENERGY_PARK_RAJASTHAN_LIMITED/DIR-8/DIR8_Sushama_Oza_07145540.docx
+++ b/Backend/Director_Disclosure/Output_Disclosures/2024-25/ADANI_RENEWABLE_ENERGY_PARK_RAJASTHAN_LIMITED/DIR-8/DIR8_Sushama_Oza_07145540.docx
@@ -429,7 +429,7 @@
                 <w:b w:val="0"/>
                 <w:sz w:val="23"/>
               </w:rPr>
-              <w:t>17/08/2023</w:t>
+              <w:t>27/09/2024</w:t>
             </w:r>
           </w:p>
         </w:tc>
@@ -830,7 +830,7 @@
                 <w:b w:val="0"/>
                 <w:sz w:val="23"/>
               </w:rPr>
-              <w:t>PARAMPUJYA SOLAR ENERGY LIMITED</w:t>
+              <w:t>MUNDRA SOLAR PV LIMITED</w:t>
             </w:r>
           </w:p>
         </w:tc>
@@ -900,7 +900,7 @@
                 <w:b w:val="0"/>
                 <w:sz w:val="23"/>
               </w:rPr>
-              <w:t>MUNDRA SOLAR PV LIMITED</w:t>
+              <w:t>PARAMPUJYA SOLAR ENERGY LIMITED</w:t>
             </w:r>
           </w:p>
         </w:tc>
@@ -920,286 +920,6 @@
                 <w:sz w:val="23"/>
               </w:rPr>
               <w:t>20/08/2016</w:t>
-            </w:r>
-          </w:p>
-        </w:tc>
-        <w:tc>
-          <w:tcPr>
-            <w:tcW w:type="dxa" w:w="2250"/>
-          </w:tcPr>
-          <w:p>
-            <w:pPr>
-              <w:spacing w:after="0"/>
-              <w:jc w:val="center"/>
-            </w:pPr>
-          </w:p>
-        </w:tc>
-      </w:tr>
-      <w:tr>
-        <w:tc>
-          <w:tcPr>
-            <w:tcW w:type="dxa" w:w="636"/>
-          </w:tcPr>
-          <w:p>
-            <w:pPr>
-              <w:spacing w:after="0"/>
-              <w:ind w:left="360"/>
-            </w:pPr>
-            <w:r>
-              <w:rPr>
-                <w:rFonts w:ascii="Adani" w:hAnsi="Adani" w:eastAsia="Adani" w:cs="Adani"/>
-                <w:b w:val="0"/>
-                <w:sz w:val="23"/>
-              </w:rPr>
-              <w:t>10</w:t>
-            </w:r>
-          </w:p>
-        </w:tc>
-        <w:tc>
-          <w:tcPr>
-            <w:tcW w:type="dxa" w:w="3864"/>
-          </w:tcPr>
-          <w:p>
-            <w:pPr>
-              <w:spacing w:after="0"/>
-              <w:jc w:val="both"/>
-            </w:pPr>
-            <w:r>
-              <w:rPr>
-                <w:rFonts w:ascii="Adani" w:hAnsi="Adani" w:eastAsia="Adani" w:cs="Adani"/>
-                <w:b w:val="0"/>
-                <w:sz w:val="23"/>
-              </w:rPr>
-              <w:t>ADANI POWER RAJASTHAN LIMITED</w:t>
-            </w:r>
-          </w:p>
-        </w:tc>
-        <w:tc>
-          <w:tcPr>
-            <w:tcW w:type="dxa" w:w="2610"/>
-          </w:tcPr>
-          <w:p>
-            <w:pPr>
-              <w:spacing w:after="0"/>
-              <w:jc w:val="center"/>
-            </w:pPr>
-            <w:r>
-              <w:rPr>
-                <w:rFonts w:ascii="Adani" w:hAnsi="Adani" w:eastAsia="Adani" w:cs="Adani"/>
-                <w:b w:val="0"/>
-                <w:sz w:val="23"/>
-              </w:rPr>
-              <w:t>31/03/2015</w:t>
-            </w:r>
-          </w:p>
-        </w:tc>
-        <w:tc>
-          <w:tcPr>
-            <w:tcW w:type="dxa" w:w="2250"/>
-          </w:tcPr>
-          <w:p>
-            <w:pPr>
-              <w:spacing w:after="0"/>
-              <w:jc w:val="center"/>
-            </w:pPr>
-          </w:p>
-        </w:tc>
-      </w:tr>
-      <w:tr>
-        <w:tc>
-          <w:tcPr>
-            <w:tcW w:type="dxa" w:w="636"/>
-          </w:tcPr>
-          <w:p>
-            <w:pPr>
-              <w:spacing w:after="0"/>
-              <w:ind w:left="360"/>
-            </w:pPr>
-            <w:r>
-              <w:rPr>
-                <w:rFonts w:ascii="Adani" w:hAnsi="Adani" w:eastAsia="Adani" w:cs="Adani"/>
-                <w:b w:val="0"/>
-                <w:sz w:val="23"/>
-              </w:rPr>
-              <w:t>11</w:t>
-            </w:r>
-          </w:p>
-        </w:tc>
-        <w:tc>
-          <w:tcPr>
-            <w:tcW w:type="dxa" w:w="3864"/>
-          </w:tcPr>
-          <w:p>
-            <w:pPr>
-              <w:spacing w:after="0"/>
-              <w:jc w:val="both"/>
-            </w:pPr>
-            <w:r>
-              <w:rPr>
-                <w:rFonts w:ascii="Adani" w:hAnsi="Adani" w:eastAsia="Adani" w:cs="Adani"/>
-                <w:b w:val="0"/>
-                <w:sz w:val="23"/>
-              </w:rPr>
-              <w:t>SATYA SAI AGROILS PRIVATE LIMITED</w:t>
-            </w:r>
-          </w:p>
-        </w:tc>
-        <w:tc>
-          <w:tcPr>
-            <w:tcW w:type="dxa" w:w="2610"/>
-          </w:tcPr>
-          <w:p>
-            <w:pPr>
-              <w:spacing w:after="0"/>
-              <w:jc w:val="center"/>
-            </w:pPr>
-            <w:r>
-              <w:rPr>
-                <w:rFonts w:ascii="Adani" w:hAnsi="Adani" w:eastAsia="Adani" w:cs="Adani"/>
-                <w:b w:val="0"/>
-                <w:sz w:val="23"/>
-              </w:rPr>
-              <w:t>31/03/2015</w:t>
-            </w:r>
-          </w:p>
-        </w:tc>
-        <w:tc>
-          <w:tcPr>
-            <w:tcW w:type="dxa" w:w="2250"/>
-          </w:tcPr>
-          <w:p>
-            <w:pPr>
-              <w:spacing w:after="0"/>
-              <w:jc w:val="center"/>
-            </w:pPr>
-          </w:p>
-        </w:tc>
-      </w:tr>
-      <w:tr>
-        <w:tc>
-          <w:tcPr>
-            <w:tcW w:type="dxa" w:w="636"/>
-          </w:tcPr>
-          <w:p>
-            <w:pPr>
-              <w:spacing w:after="0"/>
-              <w:ind w:left="360"/>
-            </w:pPr>
-            <w:r>
-              <w:rPr>
-                <w:rFonts w:ascii="Adani" w:hAnsi="Adani" w:eastAsia="Adani" w:cs="Adani"/>
-                <w:b w:val="0"/>
-                <w:sz w:val="23"/>
-              </w:rPr>
-              <w:t>12</w:t>
-            </w:r>
-          </w:p>
-        </w:tc>
-        <w:tc>
-          <w:tcPr>
-            <w:tcW w:type="dxa" w:w="3864"/>
-          </w:tcPr>
-          <w:p>
-            <w:pPr>
-              <w:spacing w:after="0"/>
-              <w:jc w:val="both"/>
-            </w:pPr>
-            <w:r>
-              <w:rPr>
-                <w:rFonts w:ascii="Adani" w:hAnsi="Adani" w:eastAsia="Adani" w:cs="Adani"/>
-                <w:b w:val="0"/>
-                <w:sz w:val="23"/>
-              </w:rPr>
-              <w:t>ADANI POWER MAHARASHTRA LIMITED</w:t>
-            </w:r>
-          </w:p>
-        </w:tc>
-        <w:tc>
-          <w:tcPr>
-            <w:tcW w:type="dxa" w:w="2610"/>
-          </w:tcPr>
-          <w:p>
-            <w:pPr>
-              <w:spacing w:after="0"/>
-              <w:jc w:val="center"/>
-            </w:pPr>
-            <w:r>
-              <w:rPr>
-                <w:rFonts w:ascii="Adani" w:hAnsi="Adani" w:eastAsia="Adani" w:cs="Adani"/>
-                <w:b w:val="0"/>
-                <w:sz w:val="23"/>
-              </w:rPr>
-              <w:t>31/03/2015</w:t>
-            </w:r>
-          </w:p>
-        </w:tc>
-        <w:tc>
-          <w:tcPr>
-            <w:tcW w:type="dxa" w:w="2250"/>
-          </w:tcPr>
-          <w:p>
-            <w:pPr>
-              <w:spacing w:after="0"/>
-              <w:jc w:val="center"/>
-            </w:pPr>
-          </w:p>
-        </w:tc>
-      </w:tr>
-      <w:tr>
-        <w:tc>
-          <w:tcPr>
-            <w:tcW w:type="dxa" w:w="636"/>
-          </w:tcPr>
-          <w:p>
-            <w:pPr>
-              <w:spacing w:after="0"/>
-              <w:ind w:left="360"/>
-            </w:pPr>
-            <w:r>
-              <w:rPr>
-                <w:rFonts w:ascii="Adani" w:hAnsi="Adani" w:eastAsia="Adani" w:cs="Adani"/>
-                <w:b w:val="0"/>
-                <w:sz w:val="23"/>
-              </w:rPr>
-              <w:t>13</w:t>
-            </w:r>
-          </w:p>
-        </w:tc>
-        <w:tc>
-          <w:tcPr>
-            <w:tcW w:type="dxa" w:w="3864"/>
-          </w:tcPr>
-          <w:p>
-            <w:pPr>
-              <w:spacing w:after="0"/>
-              <w:jc w:val="both"/>
-            </w:pPr>
-            <w:r>
-              <w:rPr>
-                <w:rFonts w:ascii="Adani" w:hAnsi="Adani" w:eastAsia="Adani" w:cs="Adani"/>
-                <w:b w:val="0"/>
-                <w:sz w:val="23"/>
-              </w:rPr>
-              <w:t>KRISHNAPATNAM OILS &amp; FATS PRIVATE LIMITED</w:t>
-            </w:r>
-          </w:p>
-        </w:tc>
-        <w:tc>
-          <w:tcPr>
-            <w:tcW w:type="dxa" w:w="2610"/>
-          </w:tcPr>
-          <w:p>
-            <w:pPr>
-              <w:spacing w:after="0"/>
-              <w:jc w:val="center"/>
-            </w:pPr>
-            <w:r>
-              <w:rPr>
-                <w:rFonts w:ascii="Adani" w:hAnsi="Adani" w:eastAsia="Adani" w:cs="Adani"/>
-                <w:b w:val="0"/>
-                <w:sz w:val="23"/>
-              </w:rPr>
-              <w:t>31/03/2015</w:t>
             </w:r>
           </w:p>
         </w:tc>
@@ -1315,7 +1035,7 @@
           <w:b w:val="0"/>
           <w:sz w:val="23"/>
         </w:rPr>
-        <w:t xml:space="preserve">Date: 27th May, 2026</w:t>
+        <w:t xml:space="preserve">Date: 08th June, 2026</w:t>
         <w:tab/>
       </w:r>
     </w:p>
